--- a/assets/docs/07_SOP_New_Client_Onboarding.docx
+++ b/assets/docs/07_SOP_New_Client_Onboarding.docx
@@ -3,16 +3,20 @@
 <w:document xmlns:wpc="http://schemas.microsoft.com/office/word/2010/wordprocessingCanvas" xmlns:mo="http://schemas.microsoft.com/office/mac/office/2008/main" xmlns:mc="http://schemas.openxmlformats.org/markup-compatibility/2006" xmlns:mv="urn:schemas-microsoft-com:mac:vml" xmlns:o="urn:schemas-microsoft-com:office:office" xmlns:r="http://schemas.openxmlformats.org/officeDocument/2006/relationships" xmlns:m="http://schemas.openxmlformats.org/officeDocument/2006/math" xmlns:v="urn:schemas-microsoft-com:vml" xmlns:wp14="http://schemas.microsoft.com/office/word/2010/wordprocessingDrawing" xmlns:wp="http://schemas.openxmlformats.org/drawingml/2006/wordprocessingDrawing" xmlns:w10="urn:schemas-microsoft-com:office:word" xmlns:w="http://schemas.openxmlformats.org/wordprocessingml/2006/main" xmlns:w14="http://schemas.microsoft.com/office/word/2010/wordml" xmlns:wpg="http://schemas.microsoft.com/office/word/2010/wordprocessingGroup" xmlns:wpi="http://schemas.microsoft.com/office/word/2010/wordprocessingInk" xmlns:wne="http://schemas.microsoft.com/office/word/2006/wordml" xmlns:wps="http://schemas.microsoft.com/office/word/2010/wordprocessingShape" mc:Ignorable="w14 wp14">
   <w:body>
     <w:p>
-      <w:pPr>
-        <w:pStyle w:val="Title"/>
-      </w:pPr>
       <w:r>
+        <w:rPr>
+          <w:b/>
+          <w:sz w:val="40"/>
+        </w:rPr>
         <w:t>SOP — New Client Onboarding</w:t>
       </w:r>
     </w:p>
     <w:p>
       <w:r>
-        <w:t>SIMULATED PORTFOLIO PROJECT</w:t>
+        <w:rPr>
+          <w:i/>
+        </w:rPr>
+        <w:t>Standard Operating Procedure | Version 1.0</w:t>
       </w:r>
     </w:p>
     <w:p>
@@ -25,7 +29,7 @@
     </w:p>
     <w:p>
       <w:r>
-        <w:t>Ensure new clients are properly documented and entered into the administrative system.</w:t>
+        <w:t>Provide a repeatable process for moving a new client from information collection to an organized working environment.</w:t>
       </w:r>
     </w:p>
     <w:p>
@@ -33,12 +37,79 @@
         <w:pStyle w:val="Heading1"/>
       </w:pPr>
       <w:r>
-        <w:t>Scope</w:t>
+        <w:t>Procedure</w:t>
       </w:r>
     </w:p>
     <w:p>
+      <w:pPr>
+        <w:pStyle w:val="ListBullet"/>
+      </w:pPr>
       <w:r>
-        <w:t>Applies to all new clients entering BrightPath Creative Studio.</w:t>
+        <w:t>1. Review Google Forms submission.</w:t>
+      </w:r>
+    </w:p>
+    <w:p>
+      <w:pPr>
+        <w:pStyle w:val="ListBullet"/>
+      </w:pPr>
+      <w:r>
+        <w:t>2. Verify contact and project details.</w:t>
+      </w:r>
+    </w:p>
+    <w:p>
+      <w:pPr>
+        <w:pStyle w:val="ListBullet"/>
+      </w:pPr>
+      <w:r>
+        <w:t>3. Create standard Google Drive folders.</w:t>
+      </w:r>
+    </w:p>
+    <w:p>
+      <w:pPr>
+        <w:pStyle w:val="ListBullet"/>
+      </w:pPr>
+      <w:r>
+        <w:t>4. Create Client Database record.</w:t>
+      </w:r>
+    </w:p>
+    <w:p>
+      <w:pPr>
+        <w:pStyle w:val="ListBullet"/>
+      </w:pPr>
+      <w:r>
+        <w:t>5. Create initial Task Tracker entries.</w:t>
+      </w:r>
+    </w:p>
+    <w:p>
+      <w:pPr>
+        <w:pStyle w:val="ListBullet"/>
+      </w:pPr>
+      <w:r>
+        <w:t>6. Send welcome email.</w:t>
+      </w:r>
+    </w:p>
+    <w:p>
+      <w:pPr>
+        <w:pStyle w:val="ListBullet"/>
+      </w:pPr>
+      <w:r>
+        <w:t>7. Schedule onboarding meeting.</w:t>
+      </w:r>
+    </w:p>
+    <w:p>
+      <w:pPr>
+        <w:pStyle w:val="ListBullet"/>
+      </w:pPr>
+      <w:r>
+        <w:t>8. Record meeting notes and action items.</w:t>
+      </w:r>
+    </w:p>
+    <w:p>
+      <w:pPr>
+        <w:pStyle w:val="ListBullet"/>
+      </w:pPr>
+      <w:r>
+        <w:t>9. Confirm onboarding completion.</w:t>
       </w:r>
     </w:p>
     <w:p>
@@ -46,12 +117,63 @@
         <w:pStyle w:val="Heading1"/>
       </w:pPr>
       <w:r>
-        <w:t>1. Receive Client Form</w:t>
+        <w:t>Quality-Control Checklist</w:t>
       </w:r>
     </w:p>
     <w:p>
+      <w:pPr>
+        <w:pStyle w:val="ListBullet"/>
+      </w:pPr>
       <w:r>
-        <w:t>Review the information submitted through Google Forms.</w:t>
+        <w:t>Client record created</w:t>
+      </w:r>
+    </w:p>
+    <w:p>
+      <w:pPr>
+        <w:pStyle w:val="ListBullet"/>
+      </w:pPr>
+      <w:r>
+        <w:t>Drive folder created</w:t>
+      </w:r>
+    </w:p>
+    <w:p>
+      <w:pPr>
+        <w:pStyle w:val="ListBullet"/>
+      </w:pPr>
+      <w:r>
+        <w:t>Required documents received</w:t>
+      </w:r>
+    </w:p>
+    <w:p>
+      <w:pPr>
+        <w:pStyle w:val="ListBullet"/>
+      </w:pPr>
+      <w:r>
+        <w:t>Tasks assigned</w:t>
+      </w:r>
+    </w:p>
+    <w:p>
+      <w:pPr>
+        <w:pStyle w:val="ListBullet"/>
+      </w:pPr>
+      <w:r>
+        <w:t>Calendar invitation sent</w:t>
+      </w:r>
+    </w:p>
+    <w:p>
+      <w:pPr>
+        <w:pStyle w:val="ListBullet"/>
+      </w:pPr>
+      <w:r>
+        <w:t>Welcome email sent</w:t>
+      </w:r>
+    </w:p>
+    <w:p>
+      <w:pPr>
+        <w:pStyle w:val="ListBullet"/>
+      </w:pPr>
+      <w:r>
+        <w:t>Follow-up date recorded</w:t>
       </w:r>
     </w:p>
     <w:p>
@@ -59,143 +181,22 @@
         <w:pStyle w:val="Heading1"/>
       </w:pPr>
       <w:r>
-        <w:t>2. Verify Information</w:t>
+        <w:t>Escalation</w:t>
       </w:r>
     </w:p>
     <w:p>
       <w:r>
-        <w:t>Check name, company, email, contact number, and requested service.</w:t>
-      </w:r>
-    </w:p>
-    <w:p>
-      <w:pPr>
-        <w:pStyle w:val="Heading1"/>
-      </w:pPr>
-      <w:r>
-        <w:t>3. Update Client Database</w:t>
+        <w:t>If information or access is missing, mark onboarding as Pending and record the missing item in the Task Tracker.</w:t>
       </w:r>
     </w:p>
     <w:p>
       <w:r>
-        <w:t>Enter or verify client information in Google Sheets.</w:t>
-      </w:r>
-    </w:p>
-    <w:p>
-      <w:pPr>
-        <w:pStyle w:val="Heading1"/>
-      </w:pPr>
-      <w:r>
-        <w:t>4. Create Client Folder</w:t>
-      </w:r>
-    </w:p>
-    <w:p>
-      <w:r>
-        <w:t>Create a client folder under 01 — Client Management → Client Documents.</w:t>
-      </w:r>
-    </w:p>
-    <w:p>
-      <w:pPr>
-        <w:pStyle w:val="Heading1"/>
-      </w:pPr>
-      <w:r>
-        <w:t>5. Schedule Initial Meeting</w:t>
-      </w:r>
-    </w:p>
-    <w:p>
-      <w:r>
-        <w:t>Use Google Calendar to schedule the client's preferred meeting.</w:t>
-      </w:r>
-    </w:p>
-    <w:p>
-      <w:pPr>
-        <w:pStyle w:val="Heading1"/>
-      </w:pPr>
-      <w:r>
-        <w:t>6. Prepare Meeting Documents</w:t>
-      </w:r>
-    </w:p>
-    <w:p>
-      <w:r>
-        <w:t>Create the meeting agenda and client information sheet.</w:t>
-      </w:r>
-    </w:p>
-    <w:p>
-      <w:pPr>
-        <w:pStyle w:val="Heading1"/>
-      </w:pPr>
-      <w:r>
-        <w:t>7. Send Confirmation</w:t>
-      </w:r>
-    </w:p>
-    <w:p>
-      <w:r>
-        <w:t>Send an email confirming the meeting.</w:t>
-      </w:r>
-    </w:p>
-    <w:p>
-      <w:pPr>
-        <w:pStyle w:val="Heading1"/>
-      </w:pPr>
-      <w:r>
-        <w:t>8. Update Status</w:t>
-      </w:r>
-    </w:p>
-    <w:p>
-      <w:r>
-        <w:t>Change client status from New to Active.</w:t>
-      </w:r>
-    </w:p>
-    <w:p>
-      <w:pPr>
-        <w:pStyle w:val="Heading1"/>
-      </w:pPr>
-      <w:r>
-        <w:t>Quality Check</w:t>
-      </w:r>
-    </w:p>
-    <w:p>
-      <w:pPr>
-        <w:pStyle w:val="ListBullet"/>
-      </w:pPr>
-      <w:r>
-        <w:t>Client information complete</w:t>
-      </w:r>
-    </w:p>
-    <w:p>
-      <w:pPr>
-        <w:pStyle w:val="ListBullet"/>
-      </w:pPr>
-      <w:r>
-        <w:t>Correct Google Drive folder created</w:t>
-      </w:r>
-    </w:p>
-    <w:p>
-      <w:pPr>
-        <w:pStyle w:val="ListBullet"/>
-      </w:pPr>
-      <w:r>
-        <w:t>Calendar appointment scheduled</w:t>
-      </w:r>
-    </w:p>
-    <w:p>
-      <w:pPr>
-        <w:pStyle w:val="ListBullet"/>
-      </w:pPr>
-      <w:r>
-        <w:t>Confirmation email sent</w:t>
-      </w:r>
-    </w:p>
-    <w:p>
-      <w:pPr>
-        <w:pStyle w:val="ListBullet"/>
-      </w:pPr>
-      <w:r>
-        <w:t>Client database updated</w:t>
+        <w:t>SIMULATED PORTFOLIO PROJECT — All client names, records, and figures are fictional.</w:t>
       </w:r>
     </w:p>
     <w:sectPr>
       <w:pgSz w:w="12240" w:h="15840"/>
-      <w:pgMar w:top="1440" w:right="1800" w:bottom="1440" w:left="1800" w:header="720" w:footer="720" w:gutter="0"/>
+      <w:pgMar w:top="936" w:right="1800" w:bottom="936" w:left="1800" w:header="720" w:footer="720" w:gutter="0"/>
       <w:cols w:space="720"/>
       <w:docGrid w:linePitch="360"/>
     </w:sectPr>
